--- a/downloads/teacher/05 Materials/Unit 06/Slides/Slides 06.03 - Food Waste Audit in Our Room.docx
+++ b/downloads/teacher/05 Materials/Unit 06/Slides/Slides 06.03 - Food Waste Audit in Our Room.docx
@@ -19,295 +19,271 @@
       <w:r>
         <w:t xml:space="preserve">Slide outline for Lesson 6.3. Twelve slides, one day. Slide 5 needs a current national figure pulled the week you teach it.</w:t>
       </w:r>
+    </w:p>
+    <w:p>
+      <w:pPr>
+        <w:pStyle w:val="Heading2"/>
+      </w:pPr>
+      <w:bookmarkStart w:id="21" w:name="slide-1-food-waste-audit-in-our-room"/>
+      <w:r>
+        <w:t xml:space="preserve">Slide 1: Food Waste Audit in Our Room</w:t>
+      </w:r>
+      <w:bookmarkEnd w:id="21"/>
+    </w:p>
+    <w:p>
+      <w:pPr>
+        <w:numPr>
+          <w:ilvl w:val="0"/>
+          <w:numId w:val="1001"/>
+        </w:numPr>
+        <w:pStyle w:val="Compact"/>
+      </w:pPr>
+      <w:r>
+        <w:t xml:space="preserve">Unit 6, Lesson 6.3</w:t>
+      </w:r>
+    </w:p>
+    <w:p>
+      <w:pPr>
+        <w:numPr>
+          <w:ilvl w:val="0"/>
+          <w:numId w:val="1001"/>
+        </w:numPr>
+        <w:pStyle w:val="Compact"/>
+      </w:pPr>
+      <w:r>
+        <w:t xml:space="preserve">Topic 6.1 Where Food Comes From</w:t>
+      </w:r>
+    </w:p>
+    <w:p>
+      <w:pPr>
+        <w:numPr>
+          <w:ilvl w:val="0"/>
+          <w:numId w:val="1001"/>
+        </w:numPr>
+        <w:pStyle w:val="Compact"/>
+      </w:pPr>
+      <w:r>
+        <w:t xml:space="preserve">Today: we weigh two days of our own trash and do the math</w:t>
+      </w:r>
       <w:r>
         <w:t xml:space="preserve"> </w:t>
       </w:r>
       <w:r>
-        <w:rPr>
-          <w:rStyle w:val="TeacherNote"/>
-        </w:rPr>
-        <w:t xml:space="preserve">[Sal: photograph your own two bins before you uncover them; the photo is the review slide and it is more convincing than any chart.]</w:t>
+        <w:t xml:space="preserve">Image: two clear bins on a counter, one labeled EDIBLE and one labeled NOT EDIBLE, both covered with a towel.</w:t>
       </w:r>
     </w:p>
     <w:p>
       <w:pPr>
         <w:pStyle w:val="Heading2"/>
       </w:pPr>
-      <w:bookmarkStart w:id="21" w:name="slide-1-food-waste-audit-in-our-room"/>
-      <w:r>
-        <w:t xml:space="preserve">Slide 1: Food Waste Audit in Our Room</w:t>
-      </w:r>
-      <w:bookmarkEnd w:id="21"/>
-    </w:p>
-    <w:p>
-      <w:pPr>
-        <w:numPr>
-          <w:ilvl w:val="0"/>
-          <w:numId w:val="1001"/>
-        </w:numPr>
-        <w:pStyle w:val="Compact"/>
-      </w:pPr>
-      <w:r>
-        <w:t xml:space="preserve">Unit 6, Lesson 6.3</w:t>
-      </w:r>
-    </w:p>
-    <w:p>
-      <w:pPr>
-        <w:numPr>
-          <w:ilvl w:val="0"/>
-          <w:numId w:val="1001"/>
-        </w:numPr>
-        <w:pStyle w:val="Compact"/>
-      </w:pPr>
-      <w:r>
-        <w:t xml:space="preserve">Topic 6.1 Where Food Comes From</w:t>
-      </w:r>
-    </w:p>
-    <w:p>
-      <w:pPr>
-        <w:numPr>
-          <w:ilvl w:val="0"/>
-          <w:numId w:val="1001"/>
-        </w:numPr>
-        <w:pStyle w:val="Compact"/>
-      </w:pPr>
-      <w:r>
-        <w:t xml:space="preserve">Today: we weigh two days of our own trash and do the math</w:t>
+      <w:bookmarkStart w:id="22" w:name="slide-2-do-now"/>
+      <w:r>
+        <w:t xml:space="preserve">Slide 2: Do now</w:t>
+      </w:r>
+      <w:bookmarkEnd w:id="22"/>
+    </w:p>
+    <w:p>
+      <w:pPr>
+        <w:numPr>
+          <w:ilvl w:val="0"/>
+          <w:numId w:val="1002"/>
+        </w:numPr>
+        <w:pStyle w:val="Compact"/>
+      </w:pPr>
+      <w:r>
+        <w:t xml:space="preserve">Guess: how many pounds of food does one American throw away in a year?</w:t>
+      </w:r>
+    </w:p>
+    <w:p>
+      <w:pPr>
+        <w:numPr>
+          <w:ilvl w:val="0"/>
+          <w:numId w:val="1002"/>
+        </w:numPr>
+        <w:pStyle w:val="Compact"/>
+      </w:pPr>
+      <w:r>
+        <w:t xml:space="preserve">Then guess where most of it happens: farm, store, home, or restaurants and cafeterias</w:t>
       </w:r>
       <w:r>
         <w:t xml:space="preserve"> </w:t>
       </w:r>
       <w:r>
-        <w:t xml:space="preserve">Image: two clear bins on a counter, one labeled EDIBLE and one labeled NOT EDIBLE, both covered with a towel.</w:t>
+        <w:t xml:space="preserve">Notes: Take five pound guesses, low to high, and write the range on the board. Keep it visible so the real number can land next to it.</w:t>
       </w:r>
     </w:p>
     <w:p>
       <w:pPr>
         <w:pStyle w:val="Heading2"/>
       </w:pPr>
-      <w:bookmarkStart w:id="22" w:name="slide-2-do-now"/>
-      <w:r>
-        <w:t xml:space="preserve">Slide 2: Do now</w:t>
-      </w:r>
-      <w:bookmarkEnd w:id="22"/>
-    </w:p>
-    <w:p>
-      <w:pPr>
-        <w:numPr>
-          <w:ilvl w:val="0"/>
-          <w:numId w:val="1002"/>
-        </w:numPr>
-        <w:pStyle w:val="Compact"/>
-      </w:pPr>
-      <w:r>
-        <w:t xml:space="preserve">Guess: how many pounds of food does one American throw away in a year?</w:t>
-      </w:r>
-    </w:p>
-    <w:p>
-      <w:pPr>
-        <w:numPr>
-          <w:ilvl w:val="0"/>
-          <w:numId w:val="1002"/>
-        </w:numPr>
-        <w:pStyle w:val="Compact"/>
-      </w:pPr>
-      <w:r>
-        <w:t xml:space="preserve">Then guess where most of it happens: farm, store, home, or restaurants and cafeterias</w:t>
+      <w:bookmarkStart w:id="23" w:name="slide-3-this-is-us"/>
+      <w:r>
+        <w:t xml:space="preserve">Slide 3: This is us</w:t>
+      </w:r>
+      <w:bookmarkEnd w:id="23"/>
+    </w:p>
+    <w:p>
+      <w:pPr>
+        <w:numPr>
+          <w:ilvl w:val="0"/>
+          <w:numId w:val="1003"/>
+        </w:numPr>
+        <w:pStyle w:val="Compact"/>
+      </w:pPr>
+      <w:r>
+        <w:t xml:space="preserve">Two days</w:t>
+      </w:r>
+    </w:p>
+    <w:p>
+      <w:pPr>
+        <w:numPr>
+          <w:ilvl w:val="0"/>
+          <w:numId w:val="1003"/>
+        </w:numPr>
+        <w:pStyle w:val="Compact"/>
+      </w:pPr>
+      <w:r>
+        <w:t xml:space="preserve">This room</w:t>
+      </w:r>
+    </w:p>
+    <w:p>
+      <w:pPr>
+        <w:numPr>
+          <w:ilvl w:val="0"/>
+          <w:numId w:val="1003"/>
+        </w:numPr>
+        <w:pStyle w:val="Compact"/>
+      </w:pPr>
+      <w:r>
+        <w:t xml:space="preserve">Your food</w:t>
       </w:r>
       <w:r>
         <w:t xml:space="preserve"> </w:t>
       </w:r>
       <w:r>
-        <w:t xml:space="preserve">Notes: Take five pound guesses, low to high, and write the range on the board. Keep it visible so the real number can land next to it.</w:t>
+        <w:t xml:space="preserve">Image: the same two bins, uncovered.</w:t>
+      </w:r>
+      <w:r>
+        <w:t xml:space="preserve"> </w:t>
+      </w:r>
+      <w:r>
+        <w:t xml:space="preserve">Notes: This is the hook. Uncover them here and say nothing for five seconds.</w:t>
       </w:r>
     </w:p>
     <w:p>
       <w:pPr>
         <w:pStyle w:val="Heading2"/>
       </w:pPr>
-      <w:bookmarkStart w:id="23" w:name="slide-3-this-is-us"/>
-      <w:r>
-        <w:t xml:space="preserve">Slide 3: This is us</w:t>
-      </w:r>
-      <w:bookmarkEnd w:id="23"/>
-    </w:p>
-    <w:p>
-      <w:pPr>
-        <w:numPr>
-          <w:ilvl w:val="0"/>
-          <w:numId w:val="1003"/>
-        </w:numPr>
-        <w:pStyle w:val="Compact"/>
-      </w:pPr>
-      <w:r>
-        <w:t xml:space="preserve">Two days</w:t>
-      </w:r>
-    </w:p>
-    <w:p>
-      <w:pPr>
-        <w:numPr>
-          <w:ilvl w:val="0"/>
-          <w:numId w:val="1003"/>
-        </w:numPr>
-        <w:pStyle w:val="Compact"/>
-      </w:pPr>
-      <w:r>
-        <w:t xml:space="preserve">This room</w:t>
-      </w:r>
-    </w:p>
-    <w:p>
-      <w:pPr>
-        <w:numPr>
-          <w:ilvl w:val="0"/>
-          <w:numId w:val="1003"/>
-        </w:numPr>
-        <w:pStyle w:val="Compact"/>
-      </w:pPr>
-      <w:r>
-        <w:t xml:space="preserve">Your food</w:t>
+      <w:bookmarkStart w:id="24" w:name="slide-4-the-four-places-it-happens"/>
+      <w:r>
+        <w:t xml:space="preserve">Slide 4: The four places it happens</w:t>
+      </w:r>
+      <w:bookmarkEnd w:id="24"/>
+    </w:p>
+    <w:p>
+      <w:pPr>
+        <w:numPr>
+          <w:ilvl w:val="0"/>
+          <w:numId w:val="1004"/>
+        </w:numPr>
+        <w:pStyle w:val="Compact"/>
+      </w:pPr>
+      <w:r>
+        <w:t xml:space="preserve">On the farm: left in the field, wrong shape, price dropped</w:t>
+      </w:r>
+    </w:p>
+    <w:p>
+      <w:pPr>
+        <w:numPr>
+          <w:ilvl w:val="0"/>
+          <w:numId w:val="1004"/>
+        </w:numPr>
+        <w:pStyle w:val="Compact"/>
+      </w:pPr>
+      <w:r>
+        <w:t xml:space="preserve">At the store: pulled for looks, pulled at a date</w:t>
+      </w:r>
+    </w:p>
+    <w:p>
+      <w:pPr>
+        <w:numPr>
+          <w:ilvl w:val="0"/>
+          <w:numId w:val="1004"/>
+        </w:numPr>
+        <w:pStyle w:val="Compact"/>
+      </w:pPr>
+      <w:r>
+        <w:t xml:space="preserve">At home: bought and forgotten. The biggest piece</w:t>
+      </w:r>
+    </w:p>
+    <w:p>
+      <w:pPr>
+        <w:numPr>
+          <w:ilvl w:val="0"/>
+          <w:numId w:val="1004"/>
+        </w:numPr>
+        <w:pStyle w:val="Compact"/>
+      </w:pPr>
+      <w:r>
+        <w:t xml:space="preserve">In cafeterias and restaurants: whole items thrown away unopened</w:t>
       </w:r>
       <w:r>
         <w:t xml:space="preserve"> </w:t>
       </w:r>
       <w:r>
-        <w:t xml:space="preserve">Image: the same two bins, uncovered.</w:t>
+        <w:t xml:space="preserve">Image: four photos, one per place: a field with unharvested produce, a store bakery rack at closing, a home refrigerator, a cafeteria tray return.</w:t>
+      </w:r>
+    </w:p>
+    <w:p>
+      <w:pPr>
+        <w:pStyle w:val="Heading2"/>
+      </w:pPr>
+      <w:bookmarkStart w:id="25" w:name="slide-5-the-numbers"/>
+      <w:r>
+        <w:t xml:space="preserve">Slide 5: The numbers</w:t>
+      </w:r>
+      <w:bookmarkEnd w:id="25"/>
+    </w:p>
+    <w:p>
+      <w:pPr>
+        <w:numPr>
+          <w:ilvl w:val="0"/>
+          <w:numId w:val="1005"/>
+        </w:numPr>
+        <w:pStyle w:val="Compact"/>
+      </w:pPr>
+      <w:r>
+        <w:t xml:space="preserve">About a third of the food grown in this country is never eaten</w:t>
+      </w:r>
+    </w:p>
+    <w:p>
+      <w:pPr>
+        <w:numPr>
+          <w:ilvl w:val="0"/>
+          <w:numId w:val="1005"/>
+        </w:numPr>
+        <w:pStyle w:val="Compact"/>
+      </w:pPr>
+      <w:r>
+        <w:t xml:space="preserve">Homes are the single biggest share</w:t>
+      </w:r>
+    </w:p>
+    <w:p>
+      <w:pPr>
+        <w:numPr>
+          <w:ilvl w:val="0"/>
+          <w:numId w:val="1005"/>
+        </w:numPr>
+        <w:pStyle w:val="Compact"/>
+      </w:pPr>
+      <w:r>
+        <w:t xml:space="preserve">Per person, roughly 200 to 300 pounds a year</w:t>
       </w:r>
       <w:r>
         <w:t xml:space="preserve"> </w:t>
       </w:r>
       <w:r>
-        <w:t xml:space="preserve">Notes: This is the hook. Uncover them here and say nothing for five seconds.</w:t>
-      </w:r>
-    </w:p>
-    <w:p>
-      <w:pPr>
-        <w:pStyle w:val="Heading2"/>
-      </w:pPr>
-      <w:bookmarkStart w:id="24" w:name="slide-4-the-four-places-it-happens"/>
-      <w:r>
-        <w:t xml:space="preserve">Slide 4: The four places it happens</w:t>
-      </w:r>
-      <w:bookmarkEnd w:id="24"/>
-    </w:p>
-    <w:p>
-      <w:pPr>
-        <w:numPr>
-          <w:ilvl w:val="0"/>
-          <w:numId w:val="1004"/>
-        </w:numPr>
-        <w:pStyle w:val="Compact"/>
-      </w:pPr>
-      <w:r>
-        <w:t xml:space="preserve">On the farm: left in the field, wrong shape, price dropped</w:t>
-      </w:r>
-    </w:p>
-    <w:p>
-      <w:pPr>
-        <w:numPr>
-          <w:ilvl w:val="0"/>
-          <w:numId w:val="1004"/>
-        </w:numPr>
-        <w:pStyle w:val="Compact"/>
-      </w:pPr>
-      <w:r>
-        <w:t xml:space="preserve">At the store: pulled for looks, pulled at a date</w:t>
-      </w:r>
-    </w:p>
-    <w:p>
-      <w:pPr>
-        <w:numPr>
-          <w:ilvl w:val="0"/>
-          <w:numId w:val="1004"/>
-        </w:numPr>
-        <w:pStyle w:val="Compact"/>
-      </w:pPr>
-      <w:r>
-        <w:t xml:space="preserve">At home: bought and forgotten. The biggest piece</w:t>
-      </w:r>
-    </w:p>
-    <w:p>
-      <w:pPr>
-        <w:numPr>
-          <w:ilvl w:val="0"/>
-          <w:numId w:val="1004"/>
-        </w:numPr>
-        <w:pStyle w:val="Compact"/>
-      </w:pPr>
-      <w:r>
-        <w:t xml:space="preserve">In cafeterias and restaurants: whole items thrown away unopened</w:t>
-      </w:r>
-      <w:r>
-        <w:t xml:space="preserve"> </w:t>
-      </w:r>
-      <w:r>
-        <w:t xml:space="preserve">Image: four photos, one per place: a field with unharvested produce, a store bakery rack at closing, a home refrigerator, a cafeteria tray return.</w:t>
-      </w:r>
-    </w:p>
-    <w:p>
-      <w:pPr>
-        <w:pStyle w:val="Heading2"/>
-      </w:pPr>
-      <w:bookmarkStart w:id="25" w:name="slide-5-the-numbers"/>
-      <w:r>
-        <w:t xml:space="preserve">Slide 5: The numbers</w:t>
-      </w:r>
-      <w:bookmarkEnd w:id="25"/>
-    </w:p>
-    <w:p>
-      <w:pPr>
-        <w:numPr>
-          <w:ilvl w:val="0"/>
-          <w:numId w:val="1005"/>
-        </w:numPr>
-        <w:pStyle w:val="Compact"/>
-      </w:pPr>
-      <w:r>
-        <w:t xml:space="preserve">About a third of the food grown in this country is never eaten</w:t>
-      </w:r>
-    </w:p>
-    <w:p>
-      <w:pPr>
-        <w:numPr>
-          <w:ilvl w:val="0"/>
-          <w:numId w:val="1005"/>
-        </w:numPr>
-        <w:pStyle w:val="Compact"/>
-      </w:pPr>
-      <w:r>
-        <w:t xml:space="preserve">Homes are the single biggest share</w:t>
-      </w:r>
-    </w:p>
-    <w:p>
-      <w:pPr>
-        <w:numPr>
-          <w:ilvl w:val="0"/>
-          <w:numId w:val="1005"/>
-        </w:numPr>
-        <w:pStyle w:val="Compact"/>
-      </w:pPr>
-      <w:r>
-        <w:t xml:space="preserve">Per person, roughly 200 to 300 pounds a year</w:t>
-      </w:r>
-      <w:r>
-        <w:t xml:space="preserve"> </w:t>
-      </w:r>
-      <w:r>
-        <w:t xml:space="preserve">Notes:</w:t>
-      </w:r>
-      <w:r>
-        <w:t xml:space="preserve"> </w:t>
-      </w:r>
-      <w:r>
-        <w:rPr>
-          <w:rStyle w:val="TeacherNote"/>
-        </w:rPr>
-        <w:t xml:space="preserve">[Sal: pull the current USDA or EPA figure the week you teach it. Students will look it up on their phones and it is better if your number matches theirs.]</w:t>
-      </w:r>
-      <w:r>
-        <w:t xml:space="preserve"> </w:t>
-      </w:r>
-      <w:r>
-        <w:t xml:space="preserve">Compare to the board guesses now.</w:t>
+        <w:t xml:space="preserve">Notes: Compare to the board guesses now.</w:t>
       </w:r>
     </w:p>
     <w:p>
